--- a/README.docx
+++ b/README.docx
@@ -1080,28 +1080,22 @@
       <w:pPr>
         <w:rPr>
           <w:rFonts w:ascii="Trebuchet MS" w:hAnsi="Trebuchet MS"/>
-          <w:b/>
-          <w:bCs/>
-          <w:sz w:val="20"/>
-          <w:szCs w:val="20"/>
-        </w:rPr>
-      </w:pPr>
-    </w:p>
-    <w:p>
-      <w:pPr>
-        <w:rPr>
-          <w:rFonts w:ascii="Trebuchet MS" w:hAnsi="Trebuchet MS"/>
-          <w:b/>
-          <w:bCs/>
-          <w:sz w:val="20"/>
-          <w:szCs w:val="20"/>
-        </w:rPr>
-      </w:pPr>
-      <w:r>
-        <w:rPr>
-          <w:rFonts w:ascii="Trebuchet MS" w:hAnsi="Trebuchet MS"/>
-          <w:b/>
-          <w:bCs/>
+          <w:sz w:val="20"/>
+          <w:szCs w:val="20"/>
+        </w:rPr>
+      </w:pPr>
+    </w:p>
+    <w:p>
+      <w:pPr>
+        <w:rPr>
+          <w:rFonts w:ascii="Trebuchet MS" w:hAnsi="Trebuchet MS"/>
+          <w:sz w:val="20"/>
+          <w:szCs w:val="20"/>
+        </w:rPr>
+      </w:pPr>
+      <w:r>
+        <w:rPr>
+          <w:rFonts w:ascii="Trebuchet MS" w:hAnsi="Trebuchet MS"/>
           <w:sz w:val="20"/>
           <w:szCs w:val="20"/>
         </w:rPr>
@@ -1111,8 +1105,6 @@
       <w:r>
         <w:rPr>
           <w:rFonts w:ascii="Trebuchet MS" w:hAnsi="Trebuchet MS"/>
-          <w:b/>
-          <w:bCs/>
           <w:sz w:val="20"/>
           <w:szCs w:val="20"/>
         </w:rPr>
@@ -1122,31 +1114,744 @@
       <w:r>
         <w:rPr>
           <w:rFonts w:ascii="Trebuchet MS" w:hAnsi="Trebuchet MS"/>
-          <w:b/>
-          <w:bCs/>
-          <w:sz w:val="20"/>
-          <w:szCs w:val="20"/>
-        </w:rPr>
-        <w:t xml:space="preserve"> 4 memory mapped I/O registers</w:t>
-      </w:r>
-    </w:p>
-    <w:p>
-      <w:pPr>
-        <w:rPr>
-          <w:rFonts w:ascii="Trebuchet MS" w:hAnsi="Trebuchet MS"/>
-          <w:b/>
-          <w:bCs/>
-          <w:sz w:val="20"/>
-          <w:szCs w:val="20"/>
-        </w:rPr>
-      </w:pPr>
-    </w:p>
-    <w:p>
-      <w:pPr>
-        <w:rPr>
-          <w:rFonts w:ascii="Trebuchet MS" w:hAnsi="Trebuchet MS"/>
-          <w:b/>
-          <w:bCs/>
+          <w:sz w:val="20"/>
+          <w:szCs w:val="20"/>
+        </w:rPr>
+        <w:t xml:space="preserve"> 4</w:t>
+      </w:r>
+      <w:r>
+        <w:rPr>
+          <w:rFonts w:ascii="Trebuchet MS" w:hAnsi="Trebuchet MS"/>
+          <w:sz w:val="20"/>
+          <w:szCs w:val="20"/>
+        </w:rPr>
+        <w:t xml:space="preserve"> 8-bit</w:t>
+      </w:r>
+      <w:r>
+        <w:rPr>
+          <w:rFonts w:ascii="Trebuchet MS" w:hAnsi="Trebuchet MS"/>
+          <w:sz w:val="20"/>
+          <w:szCs w:val="20"/>
+        </w:rPr>
+        <w:t xml:space="preserve"> memory mapped I/O registers</w:t>
+      </w:r>
+    </w:p>
+    <w:p>
+      <w:pPr>
+        <w:rPr>
+          <w:rFonts w:ascii="Trebuchet MS" w:hAnsi="Trebuchet MS"/>
+          <w:sz w:val="20"/>
+          <w:szCs w:val="20"/>
+        </w:rPr>
+      </w:pPr>
+    </w:p>
+    <w:p>
+      <w:pPr>
+        <w:rPr>
+          <w:rFonts w:ascii="Trebuchet MS" w:hAnsi="Trebuchet MS"/>
+          <w:sz w:val="20"/>
+          <w:szCs w:val="20"/>
+        </w:rPr>
+      </w:pPr>
+      <w:r>
+        <w:rPr>
+          <w:rFonts w:ascii="Trebuchet MS" w:hAnsi="Trebuchet MS"/>
+          <w:sz w:val="20"/>
+          <w:szCs w:val="20"/>
+        </w:rPr>
+        <w:t>* R0 - Mode Register (0x</w:t>
+      </w:r>
+      <w:r>
+        <w:rPr>
+          <w:rFonts w:ascii="Trebuchet MS" w:hAnsi="Trebuchet MS"/>
+          <w:sz w:val="20"/>
+          <w:szCs w:val="20"/>
+        </w:rPr>
+        <w:t>0</w:t>
+      </w:r>
+      <w:r>
+        <w:rPr>
+          <w:rFonts w:ascii="Trebuchet MS" w:hAnsi="Trebuchet MS"/>
+          <w:sz w:val="20"/>
+          <w:szCs w:val="20"/>
+        </w:rPr>
+        <w:t>0200)</w:t>
+      </w:r>
+    </w:p>
+    <w:p>
+      <w:pPr>
+        <w:rPr>
+          <w:rFonts w:ascii="Trebuchet MS" w:hAnsi="Trebuchet MS"/>
+          <w:sz w:val="20"/>
+          <w:szCs w:val="20"/>
+        </w:rPr>
+      </w:pPr>
+    </w:p>
+    <w:p>
+      <w:pPr>
+        <w:rPr>
+          <w:rFonts w:ascii="Trebuchet MS" w:hAnsi="Trebuchet MS"/>
+          <w:sz w:val="20"/>
+          <w:szCs w:val="20"/>
+        </w:rPr>
+      </w:pPr>
+      <w:r>
+        <w:rPr>
+          <w:rFonts w:ascii="Trebuchet MS" w:hAnsi="Trebuchet MS"/>
+          <w:sz w:val="20"/>
+          <w:szCs w:val="20"/>
+        </w:rPr>
+        <w:t>```</w:t>
+      </w:r>
+    </w:p>
+    <w:p>
+      <w:pPr>
+        <w:rPr>
+          <w:rFonts w:ascii="Trebuchet MS" w:hAnsi="Trebuchet MS"/>
+          <w:sz w:val="20"/>
+          <w:szCs w:val="20"/>
+        </w:rPr>
+      </w:pPr>
+      <w:r>
+        <w:rPr>
+          <w:rFonts w:ascii="Trebuchet MS" w:hAnsi="Trebuchet MS"/>
+          <w:sz w:val="20"/>
+          <w:szCs w:val="20"/>
+        </w:rPr>
+        <w:t xml:space="preserve">  </w:t>
+      </w:r>
+      <w:r>
+        <w:rPr>
+          <w:rFonts w:ascii="Microsoft YaHei" w:eastAsia="Microsoft YaHei" w:hAnsi="Microsoft YaHei" w:cs="Microsoft YaHei" w:hint="eastAsia"/>
+          <w:sz w:val="20"/>
+          <w:szCs w:val="20"/>
+        </w:rPr>
+        <w:t>┌─┬─┬───────────┐</w:t>
+      </w:r>
+    </w:p>
+    <w:p>
+      <w:pPr>
+        <w:rPr>
+          <w:rFonts w:ascii="Trebuchet MS" w:hAnsi="Trebuchet MS"/>
+          <w:sz w:val="20"/>
+          <w:szCs w:val="20"/>
+        </w:rPr>
+      </w:pPr>
+      <w:r>
+        <w:rPr>
+          <w:rFonts w:ascii="Trebuchet MS" w:hAnsi="Trebuchet MS"/>
+          <w:sz w:val="20"/>
+          <w:szCs w:val="20"/>
+        </w:rPr>
+        <w:t xml:space="preserve">  </w:t>
+      </w:r>
+      <w:r>
+        <w:rPr>
+          <w:rFonts w:ascii="Microsoft YaHei" w:eastAsia="Microsoft YaHei" w:hAnsi="Microsoft YaHei" w:cs="Microsoft YaHei" w:hint="eastAsia"/>
+          <w:sz w:val="20"/>
+          <w:szCs w:val="20"/>
+        </w:rPr>
+        <w:t>│</w:t>
+      </w:r>
+      <w:r>
+        <w:rPr>
+          <w:rFonts w:ascii="Trebuchet MS" w:hAnsi="Trebuchet MS"/>
+          <w:sz w:val="20"/>
+          <w:szCs w:val="20"/>
+        </w:rPr>
+        <w:t>7 6 5 4 3 2 1 0</w:t>
+      </w:r>
+      <w:r>
+        <w:rPr>
+          <w:rFonts w:ascii="Microsoft YaHei" w:eastAsia="Microsoft YaHei" w:hAnsi="Microsoft YaHei" w:cs="Microsoft YaHei" w:hint="eastAsia"/>
+          <w:sz w:val="20"/>
+          <w:szCs w:val="20"/>
+        </w:rPr>
+        <w:t>│</w:t>
+      </w:r>
+    </w:p>
+    <w:p>
+      <w:pPr>
+        <w:rPr>
+          <w:rFonts w:ascii="Trebuchet MS" w:hAnsi="Trebuchet MS"/>
+          <w:sz w:val="20"/>
+          <w:szCs w:val="20"/>
+        </w:rPr>
+      </w:pPr>
+      <w:r>
+        <w:rPr>
+          <w:rFonts w:ascii="Trebuchet MS" w:hAnsi="Trebuchet MS"/>
+          <w:sz w:val="20"/>
+          <w:szCs w:val="20"/>
+        </w:rPr>
+        <w:t xml:space="preserve">  </w:t>
+      </w:r>
+      <w:r>
+        <w:rPr>
+          <w:rFonts w:ascii="Microsoft YaHei" w:eastAsia="Microsoft YaHei" w:hAnsi="Microsoft YaHei" w:cs="Microsoft YaHei" w:hint="eastAsia"/>
+          <w:sz w:val="20"/>
+          <w:szCs w:val="20"/>
+        </w:rPr>
+        <w:t>└┬┴┬┴─────┬─────┘</w:t>
+      </w:r>
+    </w:p>
+    <w:p>
+      <w:pPr>
+        <w:rPr>
+          <w:rFonts w:ascii="Trebuchet MS" w:hAnsi="Trebuchet MS"/>
+          <w:sz w:val="20"/>
+          <w:szCs w:val="20"/>
+        </w:rPr>
+      </w:pPr>
+      <w:r>
+        <w:rPr>
+          <w:rFonts w:ascii="Trebuchet MS" w:hAnsi="Trebuchet MS"/>
+          <w:sz w:val="20"/>
+          <w:szCs w:val="20"/>
+        </w:rPr>
+        <w:t>   </w:t>
+      </w:r>
+      <w:r>
+        <w:rPr>
+          <w:rFonts w:ascii="Microsoft YaHei" w:eastAsia="Microsoft YaHei" w:hAnsi="Microsoft YaHei" w:cs="Microsoft YaHei" w:hint="eastAsia"/>
+          <w:sz w:val="20"/>
+          <w:szCs w:val="20"/>
+        </w:rPr>
+        <w:t>│</w:t>
+      </w:r>
+      <w:r>
+        <w:rPr>
+          <w:rFonts w:ascii="Trebuchet MS" w:hAnsi="Trebuchet MS"/>
+          <w:sz w:val="20"/>
+          <w:szCs w:val="20"/>
+        </w:rPr>
+        <w:t xml:space="preserve"> </w:t>
+      </w:r>
+      <w:r>
+        <w:rPr>
+          <w:rFonts w:ascii="Microsoft YaHei" w:eastAsia="Microsoft YaHei" w:hAnsi="Microsoft YaHei" w:cs="Microsoft YaHei" w:hint="eastAsia"/>
+          <w:sz w:val="20"/>
+          <w:szCs w:val="20"/>
+        </w:rPr>
+        <w:t>│</w:t>
+      </w:r>
+      <w:r>
+        <w:rPr>
+          <w:rFonts w:ascii="Trebuchet MS" w:hAnsi="Trebuchet MS"/>
+          <w:sz w:val="20"/>
+          <w:szCs w:val="20"/>
+        </w:rPr>
+        <w:t xml:space="preserve"> </w:t>
+      </w:r>
+      <w:r>
+        <w:rPr>
+          <w:rFonts w:ascii="Trebuchet MS" w:hAnsi="Trebuchet MS" w:cs="Trebuchet MS"/>
+          <w:sz w:val="20"/>
+          <w:szCs w:val="20"/>
+        </w:rPr>
+        <w:t> </w:t>
+      </w:r>
+      <w:r>
+        <w:rPr>
+          <w:rFonts w:ascii="Trebuchet MS" w:hAnsi="Trebuchet MS"/>
+          <w:sz w:val="20"/>
+          <w:szCs w:val="20"/>
+        </w:rPr>
+        <w:t xml:space="preserve"> </w:t>
+      </w:r>
+      <w:r>
+        <w:rPr>
+          <w:rFonts w:ascii="Trebuchet MS" w:hAnsi="Trebuchet MS" w:cs="Trebuchet MS"/>
+          <w:sz w:val="20"/>
+          <w:szCs w:val="20"/>
+        </w:rPr>
+        <w:t> </w:t>
+      </w:r>
+      <w:r>
+        <w:rPr>
+          <w:rFonts w:ascii="Trebuchet MS" w:hAnsi="Trebuchet MS"/>
+          <w:sz w:val="20"/>
+          <w:szCs w:val="20"/>
+        </w:rPr>
+        <w:t xml:space="preserve"> </w:t>
+      </w:r>
+      <w:r>
+        <w:rPr>
+          <w:rFonts w:ascii="Trebuchet MS" w:hAnsi="Trebuchet MS" w:cs="Trebuchet MS"/>
+          <w:sz w:val="20"/>
+          <w:szCs w:val="20"/>
+        </w:rPr>
+        <w:t> </w:t>
+      </w:r>
+      <w:r>
+        <w:rPr>
+          <w:rFonts w:ascii="Microsoft YaHei" w:eastAsia="Microsoft YaHei" w:hAnsi="Microsoft YaHei" w:cs="Microsoft YaHei" w:hint="eastAsia"/>
+          <w:sz w:val="20"/>
+          <w:szCs w:val="20"/>
+        </w:rPr>
+        <w:t>└───────┤</w:t>
+      </w:r>
+      <w:r>
+        <w:rPr>
+          <w:rFonts w:ascii="Trebuchet MS" w:hAnsi="Trebuchet MS"/>
+          <w:sz w:val="20"/>
+          <w:szCs w:val="20"/>
+        </w:rPr>
+        <w:t xml:space="preserve"> PID (1-6 bits) </w:t>
+      </w:r>
+    </w:p>
+    <w:p>
+      <w:pPr>
+        <w:rPr>
+          <w:rFonts w:ascii="Trebuchet MS" w:hAnsi="Trebuchet MS"/>
+          <w:sz w:val="20"/>
+          <w:szCs w:val="20"/>
+        </w:rPr>
+      </w:pPr>
+      <w:r>
+        <w:rPr>
+          <w:rFonts w:ascii="Trebuchet MS" w:hAnsi="Trebuchet MS"/>
+          <w:sz w:val="20"/>
+          <w:szCs w:val="20"/>
+        </w:rPr>
+        <w:t>   </w:t>
+      </w:r>
+      <w:r>
+        <w:rPr>
+          <w:rFonts w:ascii="Microsoft YaHei" w:eastAsia="Microsoft YaHei" w:hAnsi="Microsoft YaHei" w:cs="Microsoft YaHei" w:hint="eastAsia"/>
+          <w:sz w:val="20"/>
+          <w:szCs w:val="20"/>
+        </w:rPr>
+        <w:t>│</w:t>
+      </w:r>
+      <w:r>
+        <w:rPr>
+          <w:rFonts w:ascii="Trebuchet MS" w:hAnsi="Trebuchet MS"/>
+          <w:sz w:val="20"/>
+          <w:szCs w:val="20"/>
+        </w:rPr>
+        <w:t xml:space="preserve"> </w:t>
+      </w:r>
+      <w:r>
+        <w:rPr>
+          <w:rFonts w:ascii="Microsoft YaHei" w:eastAsia="Microsoft YaHei" w:hAnsi="Microsoft YaHei" w:cs="Microsoft YaHei" w:hint="eastAsia"/>
+          <w:sz w:val="20"/>
+          <w:szCs w:val="20"/>
+        </w:rPr>
+        <w:t>├</w:t>
+      </w:r>
+      <w:r>
+        <w:rPr>
+          <w:rFonts w:ascii="Trebuchet MS" w:hAnsi="Trebuchet MS"/>
+          <w:sz w:val="20"/>
+          <w:szCs w:val="20"/>
+        </w:rPr>
+        <w:t xml:space="preserve"> </w:t>
+      </w:r>
+      <w:r>
+        <w:rPr>
+          <w:rFonts w:ascii="Trebuchet MS" w:hAnsi="Trebuchet MS" w:cs="Trebuchet MS"/>
+          <w:sz w:val="20"/>
+          <w:szCs w:val="20"/>
+        </w:rPr>
+        <w:t> </w:t>
+      </w:r>
+      <w:r>
+        <w:rPr>
+          <w:rFonts w:ascii="Trebuchet MS" w:hAnsi="Trebuchet MS"/>
+          <w:sz w:val="20"/>
+          <w:szCs w:val="20"/>
+        </w:rPr>
+        <w:t xml:space="preserve"> </w:t>
+      </w:r>
+      <w:r>
+        <w:rPr>
+          <w:rFonts w:ascii="Trebuchet MS" w:hAnsi="Trebuchet MS" w:cs="Trebuchet MS"/>
+          <w:sz w:val="20"/>
+          <w:szCs w:val="20"/>
+        </w:rPr>
+        <w:t> </w:t>
+      </w:r>
+      <w:r>
+        <w:rPr>
+          <w:rFonts w:ascii="Trebuchet MS" w:hAnsi="Trebuchet MS"/>
+          <w:sz w:val="20"/>
+          <w:szCs w:val="20"/>
+        </w:rPr>
+        <w:t xml:space="preserve"> </w:t>
+      </w:r>
+      <w:r>
+        <w:rPr>
+          <w:rFonts w:ascii="Trebuchet MS" w:hAnsi="Trebuchet MS" w:cs="Trebuchet MS"/>
+          <w:sz w:val="20"/>
+          <w:szCs w:val="20"/>
+        </w:rPr>
+        <w:t> </w:t>
+      </w:r>
+      <w:r>
+        <w:rPr>
+          <w:rFonts w:ascii="Trebuchet MS" w:hAnsi="Trebuchet MS"/>
+          <w:sz w:val="20"/>
+          <w:szCs w:val="20"/>
+        </w:rPr>
+        <w:t xml:space="preserve"> </w:t>
+      </w:r>
+      <w:r>
+        <w:rPr>
+          <w:rFonts w:ascii="Trebuchet MS" w:hAnsi="Trebuchet MS" w:cs="Trebuchet MS"/>
+          <w:sz w:val="20"/>
+          <w:szCs w:val="20"/>
+        </w:rPr>
+        <w:t> </w:t>
+      </w:r>
+      <w:r>
+        <w:rPr>
+          <w:rFonts w:ascii="Trebuchet MS" w:hAnsi="Trebuchet MS"/>
+          <w:sz w:val="20"/>
+          <w:szCs w:val="20"/>
+        </w:rPr>
+        <w:t xml:space="preserve"> </w:t>
+      </w:r>
+      <w:r>
+        <w:rPr>
+          <w:rFonts w:ascii="Trebuchet MS" w:hAnsi="Trebuchet MS" w:cs="Trebuchet MS"/>
+          <w:sz w:val="20"/>
+          <w:szCs w:val="20"/>
+        </w:rPr>
+        <w:t> </w:t>
+      </w:r>
+      <w:r>
+        <w:rPr>
+          <w:rFonts w:ascii="Trebuchet MS" w:hAnsi="Trebuchet MS"/>
+          <w:sz w:val="20"/>
+          <w:szCs w:val="20"/>
+        </w:rPr>
+        <w:t xml:space="preserve"> </w:t>
+      </w:r>
+      <w:r>
+        <w:rPr>
+          <w:rFonts w:ascii="Trebuchet MS" w:hAnsi="Trebuchet MS" w:cs="Trebuchet MS"/>
+          <w:sz w:val="20"/>
+          <w:szCs w:val="20"/>
+        </w:rPr>
+        <w:t> </w:t>
+      </w:r>
+      <w:r>
+        <w:rPr>
+          <w:rFonts w:ascii="Trebuchet MS" w:hAnsi="Trebuchet MS"/>
+          <w:sz w:val="20"/>
+          <w:szCs w:val="20"/>
+        </w:rPr>
+        <w:t xml:space="preserve"> </w:t>
+      </w:r>
+      <w:r>
+        <w:rPr>
+          <w:rFonts w:ascii="Trebuchet MS" w:hAnsi="Trebuchet MS" w:cs="Trebuchet MS"/>
+          <w:sz w:val="20"/>
+          <w:szCs w:val="20"/>
+        </w:rPr>
+        <w:t> </w:t>
+      </w:r>
+    </w:p>
+    <w:p>
+      <w:pPr>
+        <w:rPr>
+          <w:rFonts w:ascii="Trebuchet MS" w:hAnsi="Trebuchet MS"/>
+          <w:sz w:val="20"/>
+          <w:szCs w:val="20"/>
+        </w:rPr>
+      </w:pPr>
+      <w:r>
+        <w:rPr>
+          <w:rFonts w:ascii="Trebuchet MS" w:hAnsi="Trebuchet MS"/>
+          <w:sz w:val="20"/>
+          <w:szCs w:val="20"/>
+        </w:rPr>
+        <w:t>   </w:t>
+      </w:r>
+      <w:r>
+        <w:rPr>
+          <w:rFonts w:ascii="Microsoft YaHei" w:eastAsia="Microsoft YaHei" w:hAnsi="Microsoft YaHei" w:cs="Microsoft YaHei" w:hint="eastAsia"/>
+          <w:sz w:val="20"/>
+          <w:szCs w:val="20"/>
+        </w:rPr>
+        <w:t>│</w:t>
+      </w:r>
+      <w:r>
+        <w:rPr>
+          <w:rFonts w:ascii="Trebuchet MS" w:hAnsi="Trebuchet MS"/>
+          <w:sz w:val="20"/>
+          <w:szCs w:val="20"/>
+        </w:rPr>
+        <w:t xml:space="preserve"> </w:t>
+      </w:r>
+      <w:r>
+        <w:rPr>
+          <w:rFonts w:ascii="Microsoft YaHei" w:eastAsia="Microsoft YaHei" w:hAnsi="Microsoft YaHei" w:cs="Microsoft YaHei" w:hint="eastAsia"/>
+          <w:sz w:val="20"/>
+          <w:szCs w:val="20"/>
+        </w:rPr>
+        <w:t>└──────────────┤</w:t>
+      </w:r>
+      <w:r>
+        <w:rPr>
+          <w:rFonts w:ascii="Trebuchet MS" w:hAnsi="Trebuchet MS"/>
+          <w:sz w:val="20"/>
+          <w:szCs w:val="20"/>
+        </w:rPr>
+        <w:t xml:space="preserve"> ~Kernel Mode (0 is enabled) / User Mode (1 is enabled)</w:t>
+      </w:r>
+    </w:p>
+    <w:p>
+      <w:pPr>
+        <w:rPr>
+          <w:rFonts w:ascii="Trebuchet MS" w:hAnsi="Trebuchet MS"/>
+          <w:sz w:val="20"/>
+          <w:szCs w:val="20"/>
+        </w:rPr>
+      </w:pPr>
+      <w:r>
+        <w:rPr>
+          <w:rFonts w:ascii="Trebuchet MS" w:hAnsi="Trebuchet MS"/>
+          <w:sz w:val="20"/>
+          <w:szCs w:val="20"/>
+        </w:rPr>
+        <w:t>   </w:t>
+      </w:r>
+      <w:r>
+        <w:rPr>
+          <w:rFonts w:ascii="Microsoft YaHei" w:eastAsia="Microsoft YaHei" w:hAnsi="Microsoft YaHei" w:cs="Microsoft YaHei" w:hint="eastAsia"/>
+          <w:sz w:val="20"/>
+          <w:szCs w:val="20"/>
+        </w:rPr>
+        <w:t>│</w:t>
+      </w:r>
+      <w:r>
+        <w:rPr>
+          <w:rFonts w:ascii="Trebuchet MS" w:hAnsi="Trebuchet MS"/>
+          <w:sz w:val="20"/>
+          <w:szCs w:val="20"/>
+        </w:rPr>
+        <w:t xml:space="preserve"> </w:t>
+      </w:r>
+      <w:r>
+        <w:rPr>
+          <w:rFonts w:ascii="Trebuchet MS" w:hAnsi="Trebuchet MS" w:cs="Trebuchet MS"/>
+          <w:sz w:val="20"/>
+          <w:szCs w:val="20"/>
+        </w:rPr>
+        <w:t> </w:t>
+      </w:r>
+      <w:r>
+        <w:rPr>
+          <w:rFonts w:ascii="Trebuchet MS" w:hAnsi="Trebuchet MS"/>
+          <w:sz w:val="20"/>
+          <w:szCs w:val="20"/>
+        </w:rPr>
+        <w:t xml:space="preserve"> </w:t>
+      </w:r>
+      <w:r>
+        <w:rPr>
+          <w:rFonts w:ascii="Trebuchet MS" w:hAnsi="Trebuchet MS" w:cs="Trebuchet MS"/>
+          <w:sz w:val="20"/>
+          <w:szCs w:val="20"/>
+        </w:rPr>
+        <w:t> </w:t>
+      </w:r>
+      <w:r>
+        <w:rPr>
+          <w:rFonts w:ascii="Trebuchet MS" w:hAnsi="Trebuchet MS"/>
+          <w:sz w:val="20"/>
+          <w:szCs w:val="20"/>
+        </w:rPr>
+        <w:t xml:space="preserve"> </w:t>
+      </w:r>
+      <w:r>
+        <w:rPr>
+          <w:rFonts w:ascii="Trebuchet MS" w:hAnsi="Trebuchet MS" w:cs="Trebuchet MS"/>
+          <w:sz w:val="20"/>
+          <w:szCs w:val="20"/>
+        </w:rPr>
+        <w:t> </w:t>
+      </w:r>
+      <w:r>
+        <w:rPr>
+          <w:rFonts w:ascii="Trebuchet MS" w:hAnsi="Trebuchet MS"/>
+          <w:sz w:val="20"/>
+          <w:szCs w:val="20"/>
+        </w:rPr>
+        <w:t xml:space="preserve"> </w:t>
+      </w:r>
+      <w:r>
+        <w:rPr>
+          <w:rFonts w:ascii="Trebuchet MS" w:hAnsi="Trebuchet MS" w:cs="Trebuchet MS"/>
+          <w:sz w:val="20"/>
+          <w:szCs w:val="20"/>
+        </w:rPr>
+        <w:t> </w:t>
+      </w:r>
+      <w:r>
+        <w:rPr>
+          <w:rFonts w:ascii="Trebuchet MS" w:hAnsi="Trebuchet MS"/>
+          <w:sz w:val="20"/>
+          <w:szCs w:val="20"/>
+        </w:rPr>
+        <w:t xml:space="preserve"> </w:t>
+      </w:r>
+      <w:r>
+        <w:rPr>
+          <w:rFonts w:ascii="Trebuchet MS" w:hAnsi="Trebuchet MS" w:cs="Trebuchet MS"/>
+          <w:sz w:val="20"/>
+          <w:szCs w:val="20"/>
+        </w:rPr>
+        <w:t> </w:t>
+      </w:r>
+      <w:r>
+        <w:rPr>
+          <w:rFonts w:ascii="Trebuchet MS" w:hAnsi="Trebuchet MS"/>
+          <w:sz w:val="20"/>
+          <w:szCs w:val="20"/>
+        </w:rPr>
+        <w:t xml:space="preserve"> </w:t>
+      </w:r>
+      <w:r>
+        <w:rPr>
+          <w:rFonts w:ascii="Trebuchet MS" w:hAnsi="Trebuchet MS" w:cs="Trebuchet MS"/>
+          <w:sz w:val="20"/>
+          <w:szCs w:val="20"/>
+        </w:rPr>
+        <w:t> </w:t>
+      </w:r>
+      <w:r>
+        <w:rPr>
+          <w:rFonts w:ascii="Trebuchet MS" w:hAnsi="Trebuchet MS"/>
+          <w:sz w:val="20"/>
+          <w:szCs w:val="20"/>
+        </w:rPr>
+        <w:t xml:space="preserve"> </w:t>
+      </w:r>
+      <w:r>
+        <w:rPr>
+          <w:rFonts w:ascii="Trebuchet MS" w:hAnsi="Trebuchet MS" w:cs="Trebuchet MS"/>
+          <w:sz w:val="20"/>
+          <w:szCs w:val="20"/>
+        </w:rPr>
+        <w:t> </w:t>
+      </w:r>
+      <w:r>
+        <w:rPr>
+          <w:rFonts w:ascii="Trebuchet MS" w:hAnsi="Trebuchet MS"/>
+          <w:sz w:val="20"/>
+          <w:szCs w:val="20"/>
+        </w:rPr>
+        <w:t xml:space="preserve"> </w:t>
+      </w:r>
+      <w:r>
+        <w:rPr>
+          <w:rFonts w:ascii="Trebuchet MS" w:hAnsi="Trebuchet MS" w:cs="Trebuchet MS"/>
+          <w:sz w:val="20"/>
+          <w:szCs w:val="20"/>
+        </w:rPr>
+        <w:t> </w:t>
+      </w:r>
+    </w:p>
+    <w:p>
+      <w:pPr>
+        <w:rPr>
+          <w:rFonts w:ascii="Trebuchet MS" w:hAnsi="Trebuchet MS"/>
+          <w:sz w:val="20"/>
+          <w:szCs w:val="20"/>
+        </w:rPr>
+      </w:pPr>
+      <w:r>
+        <w:rPr>
+          <w:rFonts w:ascii="Trebuchet MS" w:hAnsi="Trebuchet MS"/>
+          <w:sz w:val="20"/>
+          <w:szCs w:val="20"/>
+        </w:rPr>
+        <w:t>   </w:t>
+      </w:r>
+      <w:r>
+        <w:rPr>
+          <w:rFonts w:ascii="Microsoft YaHei" w:eastAsia="Microsoft YaHei" w:hAnsi="Microsoft YaHei" w:cs="Microsoft YaHei" w:hint="eastAsia"/>
+          <w:sz w:val="20"/>
+          <w:szCs w:val="20"/>
+        </w:rPr>
+        <w:t>└────────────────┤</w:t>
+      </w:r>
+      <w:r>
+        <w:rPr>
+          <w:rFonts w:ascii="Trebuchet MS" w:hAnsi="Trebuchet MS"/>
+          <w:sz w:val="20"/>
+          <w:szCs w:val="20"/>
+        </w:rPr>
+        <w:t xml:space="preserve"> ~Boot Mode (0 is enabled) / Address Translate Mode (1 is </w:t>
+      </w:r>
+      <w:r>
+        <w:rPr>
+          <w:rFonts w:ascii="Trebuchet MS" w:hAnsi="Trebuchet MS"/>
+          <w:sz w:val="20"/>
+          <w:szCs w:val="20"/>
+        </w:rPr>
+        <w:t>enabled</w:t>
+      </w:r>
+      <w:r>
+        <w:rPr>
+          <w:rFonts w:ascii="Trebuchet MS" w:hAnsi="Trebuchet MS"/>
+          <w:sz w:val="20"/>
+          <w:szCs w:val="20"/>
+        </w:rPr>
+        <w:t>)</w:t>
+      </w:r>
+    </w:p>
+    <w:p>
+      <w:pPr>
+        <w:rPr>
+          <w:rFonts w:ascii="Trebuchet MS" w:hAnsi="Trebuchet MS"/>
+          <w:sz w:val="20"/>
+          <w:szCs w:val="20"/>
+        </w:rPr>
+      </w:pPr>
+      <w:r>
+        <w:rPr>
+          <w:rFonts w:ascii="Trebuchet MS" w:hAnsi="Trebuchet MS"/>
+          <w:sz w:val="20"/>
+          <w:szCs w:val="20"/>
+        </w:rPr>
+        <w:t>```</w:t>
+      </w:r>
+    </w:p>
+    <w:p>
+      <w:pPr>
+        <w:rPr>
+          <w:rFonts w:ascii="Trebuchet MS" w:hAnsi="Trebuchet MS"/>
+          <w:sz w:val="20"/>
+          <w:szCs w:val="20"/>
+        </w:rPr>
+      </w:pPr>
+    </w:p>
+    <w:p>
+      <w:pPr>
+        <w:rPr>
+          <w:rFonts w:ascii="Trebuchet MS" w:hAnsi="Trebuchet MS"/>
+          <w:sz w:val="20"/>
+          <w:szCs w:val="20"/>
+        </w:rPr>
+      </w:pPr>
+    </w:p>
+    <w:p>
+      <w:pPr>
+        <w:rPr>
+          <w:rFonts w:ascii="Trebuchet MS" w:hAnsi="Trebuchet MS"/>
+          <w:sz w:val="20"/>
+          <w:szCs w:val="20"/>
+        </w:rPr>
+      </w:pPr>
+    </w:p>
+    <w:p>
+      <w:pPr>
+        <w:rPr>
+          <w:rFonts w:ascii="Trebuchet MS" w:hAnsi="Trebuchet MS"/>
           <w:sz w:val="20"/>
           <w:szCs w:val="20"/>
         </w:rPr>
@@ -1252,6 +1957,7 @@
           <w:sz w:val="20"/>
           <w:szCs w:val="20"/>
         </w:rPr>
+        <w:lastRenderedPageBreak/>
         <w:t>* The size of each memory page</w:t>
       </w:r>
     </w:p>
